--- a/Report/Report.docx
+++ b/Report/Report.docx
@@ -48,13 +48,7 @@
         <w:ind w:left="0" w:firstLine="0"/>
       </w:pPr>
       <w:r>
-        <w:t xml:space="preserve">The dataset used in this project is a Sales Dataset containing information about sales transactions, customers, products, discounts, and </w:t>
-      </w:r>
-      <w:r>
-        <w:t>sales</w:t>
-      </w:r>
-      <w:r>
-        <w:t xml:space="preserve">. It helps in </w:t>
+        <w:t xml:space="preserve">The dataset used in this project is a Sales Dataset containing information about sales transactions, customers, products, discounts, and sales. It helps in </w:t>
       </w:r>
       <w:proofErr w:type="spellStart"/>
       <w:r>
@@ -62,33 +56,15 @@
       </w:r>
       <w:proofErr w:type="spellEnd"/>
       <w:r>
-        <w:t xml:space="preserve"> </w:t>
-      </w:r>
-      <w:r>
-        <w:t>product performance</w:t>
-      </w:r>
-      <w:r>
-        <w:t xml:space="preserve">, customer </w:t>
+        <w:t xml:space="preserve"> product performance, customer </w:t>
       </w:r>
       <w:proofErr w:type="gramStart"/>
       <w:r>
-        <w:t xml:space="preserve">analysis </w:t>
-      </w:r>
-      <w:r>
-        <w:t>,</w:t>
+        <w:t>analysis ,</w:t>
       </w:r>
       <w:proofErr w:type="gramEnd"/>
       <w:r>
-        <w:t xml:space="preserve"> sales team performance</w:t>
-      </w:r>
-      <w:r>
-        <w:t xml:space="preserve">, and </w:t>
-      </w:r>
-      <w:r>
-        <w:t>store analysis</w:t>
-      </w:r>
-      <w:r>
-        <w:t>. The dataset is useful for generating insights and supporting better business decisions.</w:t>
+        <w:t xml:space="preserve"> sales team performance, and store analysis. The dataset is useful for generating insights and supporting better business decisions.</w:t>
       </w:r>
     </w:p>
     <w:p>
@@ -109,7 +85,6 @@
         <w:tblCellMar>
           <w:top w:w="116" w:type="dxa"/>
           <w:left w:w="120" w:type="dxa"/>
-          <w:bottom w:w="0" w:type="dxa"/>
           <w:right w:w="115" w:type="dxa"/>
         </w:tblCellMar>
         <w:tblLook w:val="04A0" w:firstRow="1" w:lastRow="0" w:firstColumn="1" w:lastColumn="0" w:noHBand="0" w:noVBand="1"/>
@@ -925,7 +900,7 @@
           <w:noProof/>
         </w:rPr>
         <w:drawing>
-          <wp:anchor distT="0" distB="0" distL="114300" distR="114300" simplePos="0" relativeHeight="251658240" behindDoc="0" locked="0" layoutInCell="1" allowOverlap="1" wp14:anchorId="414258C1" wp14:editId="38990D79">
+          <wp:anchor distT="0" distB="0" distL="114300" distR="114300" simplePos="0" relativeHeight="251658240" behindDoc="0" locked="0" layoutInCell="1" allowOverlap="1" wp14:anchorId="414258C1" wp14:editId="48FD8CE9">
             <wp:simplePos x="0" y="0"/>
             <wp:positionH relativeFrom="margin">
               <wp:align>left</wp:align>
@@ -1525,7 +1500,7 @@
           <w:noProof/>
         </w:rPr>
         <w:drawing>
-          <wp:anchor distT="0" distB="0" distL="114300" distR="114300" simplePos="0" relativeHeight="251666432" behindDoc="0" locked="0" layoutInCell="1" allowOverlap="1" wp14:anchorId="675EA4CA" wp14:editId="312A949F">
+          <wp:anchor distT="0" distB="0" distL="114300" distR="114300" simplePos="0" relativeHeight="251666432" behindDoc="0" locked="0" layoutInCell="1" allowOverlap="1" wp14:anchorId="675EA4CA" wp14:editId="004743B8">
             <wp:simplePos x="0" y="0"/>
             <wp:positionH relativeFrom="margin">
               <wp:align>left</wp:align>
@@ -1597,7 +1572,7 @@
           <w:noProof/>
         </w:rPr>
         <w:drawing>
-          <wp:anchor distT="0" distB="0" distL="114300" distR="114300" simplePos="0" relativeHeight="251667456" behindDoc="0" locked="0" layoutInCell="1" allowOverlap="1" wp14:anchorId="1AB6E341" wp14:editId="479F0F35">
+          <wp:anchor distT="0" distB="0" distL="114300" distR="114300" simplePos="0" relativeHeight="251667456" behindDoc="0" locked="0" layoutInCell="1" allowOverlap="1" wp14:anchorId="1AB6E341" wp14:editId="60282CB0">
             <wp:simplePos x="0" y="0"/>
             <wp:positionH relativeFrom="margin">
               <wp:align>left</wp:align>
@@ -1669,7 +1644,7 @@
           <w:noProof/>
         </w:rPr>
         <w:drawing>
-          <wp:anchor distT="0" distB="0" distL="114300" distR="114300" simplePos="0" relativeHeight="251668480" behindDoc="0" locked="0" layoutInCell="1" allowOverlap="1" wp14:anchorId="788F2CBE" wp14:editId="5D4F926B">
+          <wp:anchor distT="0" distB="0" distL="114300" distR="114300" simplePos="0" relativeHeight="251668480" behindDoc="0" locked="0" layoutInCell="1" allowOverlap="1" wp14:anchorId="788F2CBE" wp14:editId="6AB9420F">
             <wp:simplePos x="0" y="0"/>
             <wp:positionH relativeFrom="margin">
               <wp:align>left</wp:align>
@@ -1744,7 +1719,7 @@
         </w:rPr>
         <w:lastRenderedPageBreak/>
         <w:drawing>
-          <wp:anchor distT="0" distB="0" distL="114300" distR="114300" simplePos="0" relativeHeight="251669504" behindDoc="0" locked="0" layoutInCell="1" allowOverlap="1" wp14:anchorId="610C9B28" wp14:editId="197E7111">
+          <wp:anchor distT="0" distB="0" distL="114300" distR="114300" simplePos="0" relativeHeight="251669504" behindDoc="0" locked="0" layoutInCell="1" allowOverlap="1" wp14:anchorId="610C9B28" wp14:editId="6095B7CE">
             <wp:simplePos x="0" y="0"/>
             <wp:positionH relativeFrom="margin">
               <wp:align>left</wp:align>
@@ -1936,7 +1911,7 @@
           <w:noProof/>
         </w:rPr>
         <w:drawing>
-          <wp:anchor distT="0" distB="0" distL="114300" distR="114300" simplePos="0" relativeHeight="251671552" behindDoc="0" locked="0" layoutInCell="1" allowOverlap="1" wp14:anchorId="10B6FDF8" wp14:editId="7BAE5CD8">
+          <wp:anchor distT="0" distB="0" distL="114300" distR="114300" simplePos="0" relativeHeight="251671552" behindDoc="0" locked="0" layoutInCell="1" allowOverlap="1" wp14:anchorId="10B6FDF8" wp14:editId="70AE0F81">
             <wp:simplePos x="0" y="0"/>
             <wp:positionH relativeFrom="margin">
               <wp:align>left</wp:align>
@@ -2047,7 +2022,7 @@
           <w:noProof/>
         </w:rPr>
         <w:drawing>
-          <wp:anchor distT="0" distB="0" distL="114300" distR="114300" simplePos="0" relativeHeight="251672576" behindDoc="0" locked="0" layoutInCell="1" allowOverlap="1" wp14:anchorId="2A2ED28C" wp14:editId="65B05425">
+          <wp:anchor distT="0" distB="0" distL="114300" distR="114300" simplePos="0" relativeHeight="251672576" behindDoc="0" locked="0" layoutInCell="1" allowOverlap="1" wp14:anchorId="2A2ED28C" wp14:editId="653656D5">
             <wp:simplePos x="0" y="0"/>
             <wp:positionH relativeFrom="margin">
               <wp:align>left</wp:align>
@@ -2665,14 +2640,7 @@
           <w:b/>
           <w:bCs/>
         </w:rPr>
-        <w:t>Business Impact:</w:t>
-      </w:r>
-      <w:r>
-        <w:rPr>
-          <w:b/>
-          <w:bCs/>
-        </w:rPr>
-        <w:t xml:space="preserve"> </w:t>
+        <w:t xml:space="preserve">Business Impact: </w:t>
       </w:r>
     </w:p>
     <w:p>
@@ -3643,21 +3611,25 @@
       </w:pPr>
       <w:r>
         <w:rPr>
+          <w:b/>
+          <w:bCs/>
           <w:noProof/>
+          <w:sz w:val="24"/>
+          <w:szCs w:val="32"/>
         </w:rPr>
         <w:drawing>
-          <wp:anchor distT="0" distB="0" distL="114300" distR="114300" simplePos="0" relativeHeight="251676672" behindDoc="0" locked="0" layoutInCell="1" allowOverlap="1" wp14:anchorId="4B5EAD10" wp14:editId="2A61661A">
+          <wp:anchor distT="0" distB="0" distL="114300" distR="114300" simplePos="0" relativeHeight="251675648" behindDoc="0" locked="0" layoutInCell="1" allowOverlap="1" wp14:anchorId="6DE03472" wp14:editId="61F4D8BA">
             <wp:simplePos x="0" y="0"/>
             <wp:positionH relativeFrom="margin">
-              <wp:posOffset>-130448</wp:posOffset>
+              <wp:posOffset>69215</wp:posOffset>
             </wp:positionH>
             <wp:positionV relativeFrom="paragraph">
-              <wp:posOffset>345530</wp:posOffset>
+              <wp:posOffset>291465</wp:posOffset>
             </wp:positionV>
-            <wp:extent cx="6645910" cy="3483428"/>
-            <wp:effectExtent l="0" t="0" r="2540" b="3175"/>
+            <wp:extent cx="6385560" cy="3663950"/>
+            <wp:effectExtent l="0" t="0" r="0" b="0"/>
             <wp:wrapNone/>
-            <wp:docPr id="2109838738" name="Picture 18"/>
+            <wp:docPr id="1655760751" name="Picture 19"/>
             <wp:cNvGraphicFramePr>
               <a:graphicFrameLocks xmlns:a="http://schemas.openxmlformats.org/drawingml/2006/main" noChangeAspect="1"/>
             </wp:cNvGraphicFramePr>
@@ -3665,7 +3637,7 @@
               <a:graphicData uri="http://schemas.openxmlformats.org/drawingml/2006/picture">
                 <pic:pic xmlns:pic="http://schemas.openxmlformats.org/drawingml/2006/picture">
                   <pic:nvPicPr>
-                    <pic:cNvPr id="2109838738" name="Picture 2109838738"/>
+                    <pic:cNvPr id="1655760751" name="Picture 1655760751"/>
                     <pic:cNvPicPr/>
                   </pic:nvPicPr>
                   <pic:blipFill>
@@ -3683,7 +3655,7 @@
                   <pic:spPr>
                     <a:xfrm>
                       <a:off x="0" y="0"/>
-                      <a:ext cx="6645910" cy="3483428"/>
+                      <a:ext cx="6385560" cy="3663950"/>
                     </a:xfrm>
                     <a:prstGeom prst="rect">
                       <a:avLst/>
@@ -3719,7 +3691,16 @@
           <w:sz w:val="28"/>
           <w:szCs w:val="36"/>
         </w:rPr>
-        <w:t xml:space="preserve">- Sales Team Performance </w:t>
+        <w:t>- S</w:t>
+      </w:r>
+      <w:r>
+        <w:rPr>
+          <w:b/>
+          <w:bCs/>
+          <w:sz w:val="28"/>
+          <w:szCs w:val="36"/>
+        </w:rPr>
+        <w:t>tore Analysis</w:t>
       </w:r>
     </w:p>
     <w:p>
@@ -3739,26 +3720,30 @@
           <w:szCs w:val="32"/>
         </w:rPr>
       </w:pPr>
-      <w:proofErr w:type="gramStart"/>
-      <w:r>
+    </w:p>
+    <w:p>
+      <w:pPr>
+        <w:spacing w:after="559" w:line="259" w:lineRule="auto"/>
+        <w:ind w:left="0" w:firstLine="0"/>
         <w:rPr>
           <w:b/>
           <w:bCs/>
           <w:sz w:val="24"/>
           <w:szCs w:val="32"/>
         </w:rPr>
-        <w:t>Dashboard :</w:t>
-      </w:r>
-      <w:proofErr w:type="gramEnd"/>
-      <w:r>
+      </w:pPr>
+    </w:p>
+    <w:p>
+      <w:pPr>
+        <w:spacing w:after="559" w:line="259" w:lineRule="auto"/>
+        <w:ind w:left="0" w:firstLine="0"/>
         <w:rPr>
           <w:b/>
           <w:bCs/>
           <w:sz w:val="24"/>
           <w:szCs w:val="32"/>
         </w:rPr>
-        <w:t>- Store Analysis</w:t>
-      </w:r>
+      </w:pPr>
     </w:p>
     <w:p>
       <w:pPr>
@@ -3789,30 +3774,6 @@
         <w:spacing w:after="559" w:line="259" w:lineRule="auto"/>
         <w:ind w:left="0" w:firstLine="0"/>
         <w:rPr>
-          <w:b/>
-          <w:bCs/>
-          <w:sz w:val="24"/>
-          <w:szCs w:val="32"/>
-        </w:rPr>
-      </w:pPr>
-    </w:p>
-    <w:p>
-      <w:pPr>
-        <w:spacing w:after="559" w:line="259" w:lineRule="auto"/>
-        <w:ind w:left="0" w:firstLine="0"/>
-        <w:rPr>
-          <w:b/>
-          <w:bCs/>
-          <w:sz w:val="24"/>
-          <w:szCs w:val="32"/>
-        </w:rPr>
-      </w:pPr>
-    </w:p>
-    <w:p>
-      <w:pPr>
-        <w:spacing w:after="559" w:line="259" w:lineRule="auto"/>
-        <w:ind w:left="0" w:firstLine="0"/>
-        <w:rPr>
           <w:szCs w:val="20"/>
         </w:rPr>
       </w:pPr>
@@ -3823,7 +3784,7 @@
         </w:rPr>
         <w:lastRenderedPageBreak/>
         <w:drawing>
-          <wp:anchor distT="0" distB="0" distL="114300" distR="114300" simplePos="0" relativeHeight="251684864" behindDoc="0" locked="0" layoutInCell="1" allowOverlap="1" wp14:anchorId="32E74095" wp14:editId="4CDCE39F">
+          <wp:anchor distT="0" distB="0" distL="114300" distR="114300" simplePos="0" relativeHeight="251684864" behindDoc="0" locked="0" layoutInCell="1" allowOverlap="1" wp14:anchorId="32E74095" wp14:editId="6BDF77F9">
             <wp:simplePos x="0" y="0"/>
             <wp:positionH relativeFrom="column">
               <wp:posOffset>321733</wp:posOffset>
@@ -4057,7 +4018,7 @@
           <w:szCs w:val="20"/>
         </w:rPr>
         <w:drawing>
-          <wp:anchor distT="0" distB="0" distL="114300" distR="114300" simplePos="0" relativeHeight="251685888" behindDoc="0" locked="0" layoutInCell="1" allowOverlap="1" wp14:anchorId="3D31C81A" wp14:editId="272AA432">
+          <wp:anchor distT="0" distB="0" distL="114300" distR="114300" simplePos="0" relativeHeight="251685888" behindDoc="0" locked="0" layoutInCell="1" allowOverlap="1" wp14:anchorId="3D31C81A" wp14:editId="00BE4752">
             <wp:simplePos x="0" y="0"/>
             <wp:positionH relativeFrom="column">
               <wp:posOffset>304800</wp:posOffset>
@@ -4267,7 +4228,7 @@
         </w:rPr>
         <w:lastRenderedPageBreak/>
         <w:drawing>
-          <wp:anchor distT="0" distB="0" distL="114300" distR="114300" simplePos="0" relativeHeight="251686912" behindDoc="0" locked="0" layoutInCell="1" allowOverlap="1" wp14:anchorId="497A3DBD" wp14:editId="517C3BEE">
+          <wp:anchor distT="0" distB="0" distL="114300" distR="114300" simplePos="0" relativeHeight="251686912" behindDoc="0" locked="0" layoutInCell="1" allowOverlap="1" wp14:anchorId="497A3DBD" wp14:editId="15EF9102">
             <wp:simplePos x="0" y="0"/>
             <wp:positionH relativeFrom="column">
               <wp:posOffset>337457</wp:posOffset>
@@ -4506,27 +4467,89 @@
           <w:u w:val="single"/>
         </w:rPr>
       </w:pPr>
-      <w:r>
-        <w:rPr>
-          <w:b/>
-          <w:bCs/>
+      <w:proofErr w:type="gramStart"/>
+      <w:r>
+        <w:rPr>
+          <w:b/>
+          <w:bCs/>
+          <w:sz w:val="28"/>
+          <w:szCs w:val="36"/>
+          <w:u w:val="single"/>
+        </w:rPr>
+        <w:t>Dashboard :</w:t>
+      </w:r>
+      <w:proofErr w:type="gramEnd"/>
+      <w:r>
+        <w:rPr>
+          <w:b/>
+          <w:bCs/>
+          <w:sz w:val="28"/>
+          <w:szCs w:val="36"/>
+          <w:u w:val="single"/>
+        </w:rPr>
+        <w:t>-</w:t>
+      </w:r>
+      <w:r>
+        <w:rPr>
+          <w:b/>
+          <w:bCs/>
+          <w:sz w:val="28"/>
+          <w:szCs w:val="36"/>
+          <w:u w:val="single"/>
+        </w:rPr>
+        <w:t xml:space="preserve"> </w:t>
+      </w:r>
+      <w:r>
+        <w:rPr>
+          <w:b/>
+          <w:bCs/>
+          <w:sz w:val="28"/>
+          <w:szCs w:val="36"/>
+        </w:rPr>
+        <w:t>S</w:t>
+      </w:r>
+      <w:r>
+        <w:rPr>
+          <w:b/>
+          <w:bCs/>
+          <w:sz w:val="28"/>
+          <w:szCs w:val="36"/>
+        </w:rPr>
+        <w:t xml:space="preserve">ales Team Performance </w:t>
+      </w:r>
+      <w:r>
+        <w:rPr>
+          <w:b/>
+          <w:bCs/>
+          <w:sz w:val="28"/>
+          <w:szCs w:val="36"/>
+          <w:u w:val="single"/>
+        </w:rPr>
+        <w:t xml:space="preserve"> </w:t>
+      </w:r>
+    </w:p>
+    <w:p>
+      <w:pPr>
+        <w:spacing w:after="559" w:line="259" w:lineRule="auto"/>
+        <w:ind w:left="0" w:firstLine="0"/>
+      </w:pPr>
+      <w:r>
+        <w:rPr>
           <w:noProof/>
-          <w:sz w:val="24"/>
-          <w:szCs w:val="32"/>
         </w:rPr>
         <w:drawing>
-          <wp:anchor distT="0" distB="0" distL="114300" distR="114300" simplePos="0" relativeHeight="251675648" behindDoc="0" locked="0" layoutInCell="1" allowOverlap="1" wp14:anchorId="6DE03472" wp14:editId="55904EDB">
+          <wp:anchor distT="0" distB="0" distL="114300" distR="114300" simplePos="0" relativeHeight="251676672" behindDoc="0" locked="0" layoutInCell="1" allowOverlap="1" wp14:anchorId="4B5EAD10" wp14:editId="260C4CFF">
             <wp:simplePos x="0" y="0"/>
             <wp:positionH relativeFrom="margin">
-              <wp:align>right</wp:align>
+              <wp:align>left</wp:align>
             </wp:positionH>
             <wp:positionV relativeFrom="paragraph">
-              <wp:posOffset>413386</wp:posOffset>
+              <wp:posOffset>7620</wp:posOffset>
             </wp:positionV>
-            <wp:extent cx="6683235" cy="4782820"/>
-            <wp:effectExtent l="0" t="0" r="3810" b="0"/>
+            <wp:extent cx="6645910" cy="4381500"/>
+            <wp:effectExtent l="0" t="0" r="2540" b="0"/>
             <wp:wrapNone/>
-            <wp:docPr id="1655760751" name="Picture 19"/>
+            <wp:docPr id="2109838738" name="Picture 18"/>
             <wp:cNvGraphicFramePr>
               <a:graphicFrameLocks xmlns:a="http://schemas.openxmlformats.org/drawingml/2006/main" noChangeAspect="1"/>
             </wp:cNvGraphicFramePr>
@@ -4534,7 +4557,7 @@
               <a:graphicData uri="http://schemas.openxmlformats.org/drawingml/2006/picture">
                 <pic:pic xmlns:pic="http://schemas.openxmlformats.org/drawingml/2006/picture">
                   <pic:nvPicPr>
-                    <pic:cNvPr id="1655760751" name="Picture 1655760751"/>
+                    <pic:cNvPr id="2109838738" name="Picture 2109838738"/>
                     <pic:cNvPicPr/>
                   </pic:nvPicPr>
                   <pic:blipFill>
@@ -4552,7 +4575,7 @@
                   <pic:spPr>
                     <a:xfrm>
                       <a:off x="0" y="0"/>
-                      <a:ext cx="6683235" cy="4782820"/>
+                      <a:ext cx="6645910" cy="4381500"/>
                     </a:xfrm>
                     <a:prstGeom prst="rect">
                       <a:avLst/>
@@ -4570,53 +4593,6 @@
           </wp:anchor>
         </w:drawing>
       </w:r>
-      <w:proofErr w:type="gramStart"/>
-      <w:r>
-        <w:rPr>
-          <w:b/>
-          <w:bCs/>
-          <w:sz w:val="28"/>
-          <w:szCs w:val="36"/>
-          <w:u w:val="single"/>
-        </w:rPr>
-        <w:t>Dashboard :</w:t>
-      </w:r>
-      <w:proofErr w:type="gramEnd"/>
-      <w:r>
-        <w:rPr>
-          <w:b/>
-          <w:bCs/>
-          <w:sz w:val="28"/>
-          <w:szCs w:val="36"/>
-          <w:u w:val="single"/>
-        </w:rPr>
-        <w:t xml:space="preserve">- </w:t>
-      </w:r>
-      <w:r>
-        <w:rPr>
-          <w:b/>
-          <w:bCs/>
-          <w:sz w:val="28"/>
-          <w:szCs w:val="36"/>
-        </w:rPr>
-        <w:t>Store Analysis</w:t>
-      </w:r>
-      <w:r>
-        <w:rPr>
-          <w:b/>
-          <w:bCs/>
-          <w:sz w:val="28"/>
-          <w:szCs w:val="36"/>
-          <w:u w:val="single"/>
-        </w:rPr>
-        <w:t xml:space="preserve"> </w:t>
-      </w:r>
-    </w:p>
-    <w:p>
-      <w:pPr>
-        <w:spacing w:after="559" w:line="259" w:lineRule="auto"/>
-        <w:ind w:left="0" w:firstLine="0"/>
-      </w:pPr>
     </w:p>
     <w:p>
       <w:pPr>
@@ -5491,100 +5467,82 @@
         <w:ind w:left="0" w:firstLine="0"/>
       </w:pPr>
       <w:r>
-        <w:t xml:space="preserve">1. </w:t>
-      </w:r>
-      <w:r>
-        <w:t>Laptop generated the highest gross sales amount, while Smartwatch contributed the lowest sales among all products.</w:t>
-      </w:r>
-    </w:p>
-    <w:p>
-      <w:pPr>
-        <w:spacing w:after="0" w:line="259" w:lineRule="auto"/>
-        <w:ind w:left="0" w:firstLine="0"/>
-      </w:pPr>
-    </w:p>
-    <w:p>
-      <w:pPr>
-        <w:spacing w:after="0" w:line="259" w:lineRule="auto"/>
-        <w:ind w:left="0" w:firstLine="0"/>
-      </w:pPr>
-      <w:r>
-        <w:t xml:space="preserve">2. </w:t>
-      </w:r>
-      <w:r>
-        <w:t>Laptops generated the highest total sales, while Smartwatches recorded the lowest sales among all product categories.</w:t>
-      </w:r>
-    </w:p>
-    <w:p>
-      <w:pPr>
-        <w:spacing w:after="0" w:line="259" w:lineRule="auto"/>
-        <w:ind w:left="0" w:firstLine="0"/>
-      </w:pPr>
-    </w:p>
-    <w:p>
-      <w:pPr>
-        <w:spacing w:after="0" w:line="259" w:lineRule="auto"/>
-        <w:ind w:left="0" w:firstLine="0"/>
-      </w:pPr>
-      <w:r>
-        <w:t xml:space="preserve">3. </w:t>
-      </w:r>
-      <w:r>
-        <w:t>Varun achieved the highest gross sales amount, while Meena recorded the lowest sales performance among all sales representatives.</w:t>
-      </w:r>
-    </w:p>
-    <w:p>
-      <w:pPr>
-        <w:spacing w:after="0" w:line="259" w:lineRule="auto"/>
-        <w:ind w:left="0" w:firstLine="0"/>
-      </w:pPr>
-    </w:p>
-    <w:p>
-      <w:pPr>
-        <w:spacing w:after="0" w:line="259" w:lineRule="auto"/>
-        <w:ind w:left="0" w:firstLine="0"/>
-      </w:pPr>
-      <w:r>
-        <w:t xml:space="preserve">4. </w:t>
-      </w:r>
-      <w:r>
-        <w:t>The Electronics category generated the highest total sales amount, while the Clothing category contributed the lowest sales among all product categories.</w:t>
-      </w:r>
-    </w:p>
-    <w:p>
-      <w:pPr>
-        <w:spacing w:after="0" w:line="259" w:lineRule="auto"/>
-        <w:ind w:left="0" w:firstLine="0"/>
-      </w:pPr>
-    </w:p>
-    <w:p>
-      <w:pPr>
-        <w:spacing w:after="0" w:line="259" w:lineRule="auto"/>
-        <w:ind w:left="0" w:firstLine="0"/>
-      </w:pPr>
-      <w:r>
-        <w:t xml:space="preserve">5. </w:t>
-      </w:r>
-      <w:r>
-        <w:t>Smartphones recorded the highest quantity sold, while Iron had the lowest sales among the top products.</w:t>
-      </w:r>
-    </w:p>
-    <w:p>
-      <w:pPr>
-        <w:spacing w:after="0" w:line="259" w:lineRule="auto"/>
-        <w:ind w:left="0" w:firstLine="0"/>
-      </w:pPr>
-    </w:p>
-    <w:p>
-      <w:pPr>
-        <w:spacing w:after="0" w:line="259" w:lineRule="auto"/>
-        <w:ind w:left="0" w:firstLine="0"/>
-      </w:pPr>
-      <w:r>
-        <w:t xml:space="preserve">6. </w:t>
-      </w:r>
-      <w:r>
-        <w:t>Tennis Racket and Smartphone received the highest average discount percentages, while Air Fryer had the lowest average discount among the products.</w:t>
+        <w:t>1. Laptop generated the highest gross sales amount, while Smartwatch contributed the lowest sales among all products.</w:t>
+      </w:r>
+    </w:p>
+    <w:p>
+      <w:pPr>
+        <w:spacing w:after="0" w:line="259" w:lineRule="auto"/>
+        <w:ind w:left="0" w:firstLine="0"/>
+      </w:pPr>
+    </w:p>
+    <w:p>
+      <w:pPr>
+        <w:spacing w:after="0" w:line="259" w:lineRule="auto"/>
+        <w:ind w:left="0" w:firstLine="0"/>
+      </w:pPr>
+      <w:r>
+        <w:t>2. Laptops generated the highest total sales, while Smartwatches recorded the lowest sales among all product categories.</w:t>
+      </w:r>
+    </w:p>
+    <w:p>
+      <w:pPr>
+        <w:spacing w:after="0" w:line="259" w:lineRule="auto"/>
+        <w:ind w:left="0" w:firstLine="0"/>
+      </w:pPr>
+    </w:p>
+    <w:p>
+      <w:pPr>
+        <w:spacing w:after="0" w:line="259" w:lineRule="auto"/>
+        <w:ind w:left="0" w:firstLine="0"/>
+      </w:pPr>
+      <w:r>
+        <w:t>3. Varun achieved the highest gross sales amount, while Meena recorded the lowest sales performance among all sales representatives.</w:t>
+      </w:r>
+    </w:p>
+    <w:p>
+      <w:pPr>
+        <w:spacing w:after="0" w:line="259" w:lineRule="auto"/>
+        <w:ind w:left="0" w:firstLine="0"/>
+      </w:pPr>
+    </w:p>
+    <w:p>
+      <w:pPr>
+        <w:spacing w:after="0" w:line="259" w:lineRule="auto"/>
+        <w:ind w:left="0" w:firstLine="0"/>
+      </w:pPr>
+      <w:r>
+        <w:t>4. The Electronics category generated the highest total sales amount, while the Clothing category contributed the lowest sales among all product categories.</w:t>
+      </w:r>
+    </w:p>
+    <w:p>
+      <w:pPr>
+        <w:spacing w:after="0" w:line="259" w:lineRule="auto"/>
+        <w:ind w:left="0" w:firstLine="0"/>
+      </w:pPr>
+    </w:p>
+    <w:p>
+      <w:pPr>
+        <w:spacing w:after="0" w:line="259" w:lineRule="auto"/>
+        <w:ind w:left="0" w:firstLine="0"/>
+      </w:pPr>
+      <w:r>
+        <w:t>5. Smartphones recorded the highest quantity sold, while Iron had the lowest sales among the top products.</w:t>
+      </w:r>
+    </w:p>
+    <w:p>
+      <w:pPr>
+        <w:spacing w:after="0" w:line="259" w:lineRule="auto"/>
+        <w:ind w:left="0" w:firstLine="0"/>
+      </w:pPr>
+    </w:p>
+    <w:p>
+      <w:pPr>
+        <w:spacing w:after="0" w:line="259" w:lineRule="auto"/>
+        <w:ind w:left="0" w:firstLine="0"/>
+      </w:pPr>
+      <w:r>
+        <w:t>6. Tennis Racket and Smartphone received the highest average discount percentages, while Air Fryer had the lowest average discount among the products.</w:t>
       </w:r>
     </w:p>
     <w:p>
@@ -5679,49 +5637,34 @@
     </w:p>
     <w:p>
       <w:r>
-        <w:t xml:space="preserve">10. </w:t>
-      </w:r>
-      <w:r>
-        <w:t>Varun and Nidhi generated the highest total sales among all sales representatives, while Meena recorded the lowest sales performance. Overall, the sales distribution among representatives remained relatively close, showing balanced team performance.</w:t>
-      </w:r>
-    </w:p>
-    <w:p>
-      <w:pPr>
-        <w:spacing w:after="0" w:line="259" w:lineRule="auto"/>
-        <w:ind w:left="0" w:firstLine="0"/>
-      </w:pPr>
-    </w:p>
-    <w:p>
-      <w:r>
-        <w:t xml:space="preserve">11. </w:t>
-      </w:r>
-      <w:r>
-        <w:t>Varun sold the highest quantity of products, while Deepak and Meena recorded the lowest quantity sold among all sales representatives.</w:t>
-      </w:r>
-    </w:p>
-    <w:p>
-      <w:r>
-        <w:t xml:space="preserve">12. </w:t>
-      </w:r>
-      <w:r>
-        <w:t>Riya and Sonal offered the highest average discount percentages, while Amit provided the lowest average discount among all sales representatives.</w:t>
-      </w:r>
-    </w:p>
-    <w:p>
-      <w:r>
-        <w:t xml:space="preserve">13. </w:t>
-      </w:r>
-      <w:r>
-        <w:t>Kavya Nair and Arjun Mehta generated the highest total sales among the top customers, while Vikram Joshi recorded the lowest sales within the top 10 customer group.</w:t>
-      </w:r>
-    </w:p>
-    <w:p/>
-    <w:p>
-      <w:r>
-        <w:t xml:space="preserve">14. </w:t>
-      </w:r>
-      <w:r>
-        <w:t>Arjun Mehta recorded the highest average order value, while Simran Kaur had the lowest average order value among the top 10 customers.</w:t>
+        <w:t>10. Varun and Nidhi generated the highest total sales among all sales representatives, while Meena recorded the lowest sales performance. Overall, the sales distribution among representatives remained relatively close, showing balanced team performance.</w:t>
+      </w:r>
+    </w:p>
+    <w:p>
+      <w:pPr>
+        <w:spacing w:after="0" w:line="259" w:lineRule="auto"/>
+        <w:ind w:left="0" w:firstLine="0"/>
+      </w:pPr>
+    </w:p>
+    <w:p>
+      <w:r>
+        <w:t>11. Varun sold the highest quantity of products, while Deepak and Meena recorded the lowest quantity sold among all sales representatives.</w:t>
+      </w:r>
+    </w:p>
+    <w:p>
+      <w:r>
+        <w:t>12. Riya and Sonal offered the highest average discount percentages, while Amit provided the lowest average discount among all sales representatives.</w:t>
+      </w:r>
+    </w:p>
+    <w:p>
+      <w:r>
+        <w:t>13. Kavya Nair and Arjun Mehta generated the highest total sales among the top customers, while Vikram Joshi recorded the lowest sales within the top 10 customer group.</w:t>
+      </w:r>
+    </w:p>
+    <w:p/>
+    <w:p>
+      <w:r>
+        <w:t>14. Arjun Mehta recorded the highest average order value, while Simran Kaur had the lowest average order value among the top 10 customers.</w:t>
       </w:r>
     </w:p>
     <w:p>
@@ -7695,6 +7638,7 @@
   <w:style w:type="character" w:default="1" w:styleId="DefaultParagraphFont">
     <w:name w:val="Default Paragraph Font"/>
     <w:uiPriority w:val="1"/>
+    <w:semiHidden/>
     <w:unhideWhenUsed/>
   </w:style>
   <w:style w:type="table" w:default="1" w:styleId="TableNormal">
